--- a/會議記錄/資料.docx
+++ b/會議記錄/資料.docx
@@ -3,133 +3,711 @@
 <w:document xmlns:wpc="http://schemas.microsoft.com/office/word/2010/wordprocessingCanvas" xmlns:cx="http://schemas.microsoft.com/office/drawing/2014/chartex" xmlns:cx1="http://schemas.microsoft.com/office/drawing/2015/9/8/chartex" xmlns:cx2="http://schemas.microsoft.com/office/drawing/2015/10/21/chartex" xmlns:cx3="http://schemas.microsoft.com/office/drawing/2016/5/9/chartex" xmlns:cx4="http://schemas.microsoft.com/office/drawing/2016/5/10/chartex" xmlns:cx5="http://schemas.microsoft.com/office/drawing/2016/5/11/chartex" xmlns:cx6="http://schemas.microsoft.com/office/drawing/2016/5/12/chartex" xmlns:cx7="http://schemas.microsoft.com/office/drawing/2016/5/13/chartex" xmlns:cx8="http://schemas.microsoft.com/office/drawing/2016/5/14/chartex" xmlns:mc="http://schemas.openxmlformats.org/markup-compatibility/2006" xmlns:aink="http://schemas.microsoft.com/office/drawing/2016/ink" xmlns:am3d="http://schemas.microsoft.com/office/drawing/2017/model3d" xmlns:o="urn:schemas-microsoft-com:office:office" xmlns:oel="http://schemas.microsoft.com/office/2019/extlst" xmlns:r="http://schemas.openxmlformats.org/officeDocument/2006/relationships" xmlns:m="http://schemas.openxmlformats.org/officeDocument/2006/math" xmlns:v="urn:schemas-microsoft-com:vml" xmlns:wp14="http://schemas.microsoft.com/office/word/2010/wordprocessingDrawing" xmlns:wp="http://schemas.openxmlformats.org/drawingml/2006/wordprocessingDrawing" xmlns:w10="urn:schemas-microsoft-com:office:word" xmlns:w="http://schemas.openxmlformats.org/wordprocessingml/2006/main" xmlns:w14="http://schemas.microsoft.com/office/word/2010/wordml" xmlns:w15="http://schemas.microsoft.com/office/word/2012/wordml" xmlns:w16cex="http://schemas.microsoft.com/office/word/2018/wordml/cex" xmlns:w16cid="http://schemas.microsoft.com/office/word/2016/wordml/cid" xmlns:w16="http://schemas.microsoft.com/office/word/2018/wordml" xmlns:w16du="http://schemas.microsoft.com/office/word/2023/wordml/word16du" xmlns:w16sdtdh="http://schemas.microsoft.com/office/word/2020/wordml/sdtdatahash" xmlns:w16sdtfl="http://schemas.microsoft.com/office/word/2024/wordml/sdtformatlock" xmlns:w16se="http://schemas.microsoft.com/office/word/2015/wordml/symex" xmlns:wpg="http://schemas.microsoft.com/office/word/2010/wordprocessingGroup" xmlns:wpi="http://schemas.microsoft.com/office/word/2010/wordprocessingInk" xmlns:wne="http://schemas.microsoft.com/office/word/2006/wordml" xmlns:wps="http://schemas.microsoft.com/office/word/2010/wordprocessingShape" mc:Ignorable="w14 w15 w16se w16cid w16 w16cex w16sdtdh w16sdtfl w16du wp14">
   <w:body>
     <w:p>
+      <w:r>
+        <w:rPr>
+          <w:rFonts w:hint="eastAsia"/>
+        </w:rPr>
+        <w:t>個人</w:t>
+      </w:r>
+    </w:p>
+    <w:p/>
+    <w:p>
+      <w:r>
+        <w:rPr>
+          <w:rFonts w:hint="eastAsia"/>
+        </w:rPr>
+        <w:t>會員圖</w:t>
+      </w:r>
+      <w:r>
+        <w:rPr>
+          <w:rFonts w:hint="eastAsia"/>
+        </w:rPr>
+        <w:t>(?)</w:t>
+      </w:r>
+    </w:p>
+    <w:p>
+      <w:r>
+        <w:rPr>
+          <w:rFonts w:hint="eastAsia"/>
+        </w:rPr>
+        <w:t>會員編號</w:t>
+      </w:r>
+      <w:r>
+        <w:rPr>
+          <w:rFonts w:hint="eastAsia"/>
+        </w:rPr>
+        <w:t>(id)</w:t>
+      </w:r>
+    </w:p>
+    <w:p>
+      <w:r>
+        <w:rPr>
+          <w:rFonts w:hint="eastAsia"/>
+        </w:rPr>
+        <w:t>姓名（用在回信，系統文件）</w:t>
+      </w:r>
+    </w:p>
+    <w:p>
+      <w:r>
+        <w:rPr>
+          <w:rFonts w:hint="eastAsia"/>
+        </w:rPr>
+        <w:t>暱稱（各社群可以</w:t>
+      </w:r>
+      <w:r>
+        <w:rPr>
+          <w:rFonts w:hint="eastAsia"/>
+        </w:rPr>
+        <w:t>x</w:t>
+      </w:r>
+      <w:r>
+        <w:rPr>
+          <w:rFonts w:hint="eastAsia"/>
+        </w:rPr>
+        <w:t>再改）</w:t>
+      </w:r>
+    </w:p>
+    <w:p>
+      <w:r>
+        <w:t>Gmail</w:t>
+      </w:r>
+      <w:r>
+        <w:rPr>
+          <w:rFonts w:hint="eastAsia"/>
+        </w:rPr>
+        <w:t>(</w:t>
+      </w:r>
+      <w:r>
+        <w:rPr>
+          <w:rFonts w:hint="eastAsia"/>
+        </w:rPr>
+        <w:t>帳號</w:t>
+      </w:r>
+      <w:r>
+        <w:rPr>
+          <w:rFonts w:hint="eastAsia"/>
+        </w:rPr>
+        <w:t>)</w:t>
+      </w:r>
+    </w:p>
+    <w:p>
+      <w:r>
+        <w:rPr>
+          <w:rFonts w:hint="eastAsia"/>
+        </w:rPr>
+        <w:t>密碼</w:t>
+      </w:r>
+    </w:p>
+    <w:p>
+      <w:r>
+        <w:rPr>
+          <w:rFonts w:hint="eastAsia"/>
+        </w:rPr>
+        <w:t>性別</w:t>
+      </w:r>
+    </w:p>
+    <w:p>
+      <w:r>
+        <w:rPr>
+          <w:rFonts w:hint="eastAsia"/>
+        </w:rPr>
+        <w:t>電話</w:t>
+      </w:r>
+    </w:p>
+    <w:p>
+      <w:r>
+        <w:rPr>
+          <w:rFonts w:hint="eastAsia"/>
+        </w:rPr>
+        <w:t>年月日</w:t>
+      </w:r>
+    </w:p>
+    <w:p>
+      <w:r>
+        <w:rPr>
+          <w:rFonts w:hint="eastAsia"/>
+        </w:rPr>
+        <w:t>自我介紹</w:t>
+      </w:r>
+    </w:p>
+    <w:p/>
+    <w:p/>
+    <w:p>
+      <w:r>
+        <w:rPr>
+          <w:rFonts w:hint="eastAsia"/>
+        </w:rPr>
+        <w:t>審核後地圖訊息表單</w:t>
+      </w:r>
+    </w:p>
+    <w:p>
+      <w:proofErr w:type="gramStart"/>
+      <w:r>
+        <w:rPr>
+          <w:rFonts w:hint="eastAsia"/>
+        </w:rPr>
+        <w:t>（</w:t>
+      </w:r>
+      <w:proofErr w:type="gramEnd"/>
+      <w:r>
+        <w:rPr>
+          <w:rFonts w:hint="eastAsia"/>
+        </w:rPr>
+        <w:t>審核過後才到這，</w:t>
+      </w:r>
+    </w:p>
+    <w:p>
+      <w:r>
+        <w:rPr>
+          <w:rFonts w:hint="eastAsia"/>
+        </w:rPr>
+        <w:t>審核前在另</w:t>
+      </w:r>
+      <w:proofErr w:type="gramStart"/>
+      <w:r>
+        <w:rPr>
+          <w:rFonts w:hint="eastAsia"/>
+        </w:rPr>
+        <w:t>個</w:t>
+      </w:r>
+      <w:proofErr w:type="gramEnd"/>
+      <w:r>
+        <w:rPr>
+          <w:rFonts w:hint="eastAsia"/>
+        </w:rPr>
+        <w:t>資料表</w:t>
+      </w:r>
+      <w:proofErr w:type="gramStart"/>
+      <w:r>
+        <w:rPr>
+          <w:rFonts w:hint="eastAsia"/>
+        </w:rPr>
+        <w:t>）</w:t>
+      </w:r>
+      <w:proofErr w:type="gramEnd"/>
+    </w:p>
+    <w:p/>
+    <w:p>
+      <w:r>
+        <w:rPr>
+          <w:rFonts w:hint="eastAsia"/>
+        </w:rPr>
+        <w:t>審核編號</w:t>
+      </w:r>
+    </w:p>
+    <w:p>
+      <w:r>
+        <w:rPr>
+          <w:rFonts w:hint="eastAsia"/>
+        </w:rPr>
+        <w:t>發佈者</w:t>
+      </w:r>
+    </w:p>
+    <w:p>
+      <w:r>
+        <w:rPr>
+          <w:rFonts w:hint="eastAsia"/>
+        </w:rPr>
+        <w:t>事由</w:t>
+      </w:r>
+    </w:p>
+    <w:p>
+      <w:r>
+        <w:rPr>
+          <w:rFonts w:hint="eastAsia"/>
+        </w:rPr>
+        <w:t>地點</w:t>
+      </w:r>
+    </w:p>
+    <w:p>
+      <w:r>
+        <w:rPr>
+          <w:rFonts w:hint="eastAsia"/>
+        </w:rPr>
+        <w:t>圖片</w:t>
+      </w:r>
+    </w:p>
+    <w:p/>
+    <w:p/>
+    <w:p/>
+    <w:p/>
+    <w:p/>
+    <w:p/>
+    <w:p/>
+    <w:p>
+      <w:r>
+        <w:rPr>
+          <w:rFonts w:hint="eastAsia"/>
+        </w:rPr>
+        <w:t>審核前地圖訊息表單</w:t>
+      </w:r>
+    </w:p>
+    <w:p/>
+    <w:p>
+      <w:r>
+        <w:rPr>
+          <w:rFonts w:hint="eastAsia"/>
+        </w:rPr>
+        <w:t>審核編號</w:t>
+      </w:r>
+    </w:p>
+    <w:p>
+      <w:r>
+        <w:rPr>
+          <w:rFonts w:hint="eastAsia"/>
+        </w:rPr>
+        <w:t>發佈者</w:t>
+      </w:r>
+      <w:r>
+        <w:rPr>
+          <w:rFonts w:hint="eastAsia"/>
+        </w:rPr>
+        <w:t>(</w:t>
+      </w:r>
+      <w:r>
+        <w:rPr>
+          <w:rFonts w:hint="eastAsia"/>
+        </w:rPr>
+        <w:t>本名</w:t>
+      </w:r>
+      <w:r>
+        <w:rPr>
+          <w:rFonts w:hint="eastAsia"/>
+        </w:rPr>
+        <w:t xml:space="preserve">or </w:t>
+      </w:r>
+      <w:r>
+        <w:rPr>
+          <w:rFonts w:hint="eastAsia"/>
+        </w:rPr>
+        <w:t>暱稱</w:t>
+      </w:r>
+      <w:r>
+        <w:rPr>
+          <w:rFonts w:hint="eastAsia"/>
+        </w:rPr>
+        <w:t xml:space="preserve"> or </w:t>
+      </w:r>
+      <w:r>
+        <w:rPr>
+          <w:rFonts w:hint="eastAsia"/>
+        </w:rPr>
+        <w:t>完全匿名</w:t>
+      </w:r>
+      <w:r>
+        <w:rPr>
+          <w:rFonts w:hint="eastAsia"/>
+        </w:rPr>
+        <w:t>)</w:t>
+      </w:r>
+    </w:p>
+    <w:p>
+      <w:r>
+        <w:rPr>
+          <w:rFonts w:hint="eastAsia"/>
+        </w:rPr>
+        <w:t>事由</w:t>
+      </w:r>
+    </w:p>
+    <w:p>
+      <w:r>
+        <w:rPr>
+          <w:rFonts w:hint="eastAsia"/>
+        </w:rPr>
+        <w:t>地點</w:t>
+      </w:r>
+    </w:p>
+    <w:p>
+      <w:r>
+        <w:rPr>
+          <w:rFonts w:hint="eastAsia"/>
+        </w:rPr>
+        <w:t>圖片</w:t>
+      </w:r>
+    </w:p>
+    <w:p>
+      <w:r>
+        <w:rPr>
+          <w:rFonts w:hint="eastAsia"/>
+        </w:rPr>
+        <w:t>狀態</w:t>
+      </w:r>
+      <w:r>
+        <w:rPr>
+          <w:rFonts w:hint="eastAsia"/>
+        </w:rPr>
+        <w:t>:</w:t>
+      </w:r>
+      <w:r>
+        <w:rPr>
+          <w:rFonts w:hint="eastAsia"/>
+        </w:rPr>
+        <w:t>審核中</w:t>
+      </w:r>
+    </w:p>
+    <w:p/>
+    <w:p/>
+    <w:p/>
+    <w:p/>
+    <w:p/>
+    <w:p/>
+    <w:p/>
+    <w:p/>
+    <w:p/>
+    <w:p/>
+    <w:p>
+      <w:r>
+        <w:rPr>
+          <w:rFonts w:hint="eastAsia"/>
+        </w:rPr>
+        <w:lastRenderedPageBreak/>
+        <w:t>審核</w:t>
+      </w:r>
+      <w:r>
+        <w:rPr>
+          <w:rFonts w:hint="eastAsia"/>
+        </w:rPr>
+        <w:t>前</w:t>
+      </w:r>
+      <w:r>
+        <w:rPr>
+          <w:rFonts w:hint="eastAsia"/>
+        </w:rPr>
+        <w:t>商家訊息表單</w:t>
+      </w:r>
+    </w:p>
+    <w:p>
+      <w:proofErr w:type="gramStart"/>
+      <w:r>
+        <w:rPr>
+          <w:rFonts w:hint="eastAsia"/>
+        </w:rPr>
+        <w:t>（</w:t>
+      </w:r>
+      <w:proofErr w:type="gramEnd"/>
+      <w:r>
+        <w:rPr>
+          <w:rFonts w:hint="eastAsia"/>
+        </w:rPr>
+        <w:t>審核過後才到這，</w:t>
+      </w:r>
+    </w:p>
+    <w:p>
+      <w:r>
+        <w:rPr>
+          <w:rFonts w:hint="eastAsia"/>
+        </w:rPr>
+        <w:t>審核前在另</w:t>
+      </w:r>
+      <w:proofErr w:type="gramStart"/>
+      <w:r>
+        <w:rPr>
+          <w:rFonts w:hint="eastAsia"/>
+        </w:rPr>
+        <w:t>個</w:t>
+      </w:r>
+      <w:proofErr w:type="gramEnd"/>
+      <w:r>
+        <w:rPr>
+          <w:rFonts w:hint="eastAsia"/>
+        </w:rPr>
+        <w:t>資料表</w:t>
+      </w:r>
+      <w:proofErr w:type="gramStart"/>
+      <w:r>
+        <w:rPr>
+          <w:rFonts w:hint="eastAsia"/>
+        </w:rPr>
+        <w:t>）</w:t>
+      </w:r>
+      <w:proofErr w:type="gramEnd"/>
+    </w:p>
+    <w:p/>
+    <w:p>
+      <w:r>
+        <w:rPr>
+          <w:rFonts w:hint="eastAsia"/>
+        </w:rPr>
+        <w:t>商家編號</w:t>
+      </w:r>
+    </w:p>
+    <w:p>
+      <w:r>
+        <w:rPr>
+          <w:rFonts w:hint="eastAsia"/>
+        </w:rPr>
+        <w:t>商家名字</w:t>
+      </w:r>
+    </w:p>
+    <w:p>
+      <w:r>
+        <w:rPr>
+          <w:rFonts w:hint="eastAsia"/>
+        </w:rPr>
+        <w:t>提供幫助</w:t>
+      </w:r>
+    </w:p>
+    <w:p>
+      <w:r>
+        <w:rPr>
+          <w:rFonts w:hint="eastAsia"/>
+        </w:rPr>
+        <w:t>地點</w:t>
+      </w:r>
+    </w:p>
+    <w:p/>
+    <w:p>
       <w:pPr>
         <w:rPr>
           <w:rFonts w:hint="eastAsia"/>
         </w:rPr>
       </w:pPr>
-      <w:r>
-        <w:rPr>
-          <w:rFonts w:hint="eastAsia"/>
-        </w:rPr>
-        <w:t>個人</w:t>
-      </w:r>
-    </w:p>
-    <w:p/>
-    <w:p>
-      <w:r>
-        <w:rPr>
-          <w:rFonts w:hint="eastAsia"/>
-        </w:rPr>
-        <w:t>會員圖</w:t>
-      </w:r>
-      <w:r>
-        <w:rPr>
-          <w:rFonts w:hint="eastAsia"/>
-        </w:rPr>
-        <w:t>(?)</w:t>
-      </w:r>
-    </w:p>
+    </w:p>
+    <w:p>
+      <w:r>
+        <w:rPr>
+          <w:rFonts w:hint="eastAsia"/>
+        </w:rPr>
+        <w:t>審核後</w:t>
+      </w:r>
+      <w:r>
+        <w:rPr>
+          <w:rFonts w:hint="eastAsia"/>
+        </w:rPr>
+        <w:t>商家</w:t>
+      </w:r>
+      <w:r>
+        <w:rPr>
+          <w:rFonts w:hint="eastAsia"/>
+        </w:rPr>
+        <w:t>訊息表單</w:t>
+      </w:r>
+    </w:p>
+    <w:p>
+      <w:proofErr w:type="gramStart"/>
+      <w:r>
+        <w:rPr>
+          <w:rFonts w:hint="eastAsia"/>
+        </w:rPr>
+        <w:t>（</w:t>
+      </w:r>
+      <w:proofErr w:type="gramEnd"/>
+      <w:r>
+        <w:rPr>
+          <w:rFonts w:hint="eastAsia"/>
+        </w:rPr>
+        <w:t>審核過後才到這，</w:t>
+      </w:r>
+    </w:p>
+    <w:p>
+      <w:r>
+        <w:rPr>
+          <w:rFonts w:hint="eastAsia"/>
+        </w:rPr>
+        <w:t>審核前在另</w:t>
+      </w:r>
+      <w:proofErr w:type="gramStart"/>
+      <w:r>
+        <w:rPr>
+          <w:rFonts w:hint="eastAsia"/>
+        </w:rPr>
+        <w:t>個</w:t>
+      </w:r>
+      <w:proofErr w:type="gramEnd"/>
+      <w:r>
+        <w:rPr>
+          <w:rFonts w:hint="eastAsia"/>
+        </w:rPr>
+        <w:t>資料表</w:t>
+      </w:r>
+      <w:proofErr w:type="gramStart"/>
+      <w:r>
+        <w:rPr>
+          <w:rFonts w:hint="eastAsia"/>
+        </w:rPr>
+        <w:t>）</w:t>
+      </w:r>
+      <w:proofErr w:type="gramEnd"/>
+    </w:p>
+    <w:p/>
+    <w:p>
+      <w:r>
+        <w:rPr>
+          <w:rFonts w:hint="eastAsia"/>
+        </w:rPr>
+        <w:t>商家</w:t>
+      </w:r>
+      <w:r>
+        <w:rPr>
+          <w:rFonts w:hint="eastAsia"/>
+        </w:rPr>
+        <w:t>編號</w:t>
+      </w:r>
+    </w:p>
+    <w:p>
+      <w:r>
+        <w:rPr>
+          <w:rFonts w:hint="eastAsia"/>
+        </w:rPr>
+        <w:t>商家名字</w:t>
+      </w:r>
+    </w:p>
+    <w:p>
+      <w:r>
+        <w:rPr>
+          <w:rFonts w:hint="eastAsia"/>
+        </w:rPr>
+        <w:t>提供幫助</w:t>
+      </w:r>
+    </w:p>
+    <w:p>
+      <w:r>
+        <w:rPr>
+          <w:rFonts w:hint="eastAsia"/>
+        </w:rPr>
+        <w:t>地點</w:t>
+      </w:r>
+    </w:p>
+    <w:p/>
+    <w:p/>
+    <w:p/>
+    <w:p/>
+    <w:p/>
+    <w:p/>
+    <w:p/>
     <w:p>
       <w:pPr>
         <w:rPr>
           <w:rFonts w:hint="eastAsia"/>
         </w:rPr>
       </w:pPr>
-      <w:r>
-        <w:rPr>
-          <w:rFonts w:hint="eastAsia"/>
-        </w:rPr>
-        <w:t>會員編號</w:t>
-      </w:r>
-      <w:r>
-        <w:rPr>
-          <w:rFonts w:hint="eastAsia"/>
-        </w:rPr>
-        <w:t>(id)</w:t>
-      </w:r>
-    </w:p>
-    <w:p>
-      <w:r>
-        <w:rPr>
-          <w:rFonts w:hint="eastAsia"/>
-        </w:rPr>
-        <w:t>姓名（用在回信，系統文件）</w:t>
-      </w:r>
-    </w:p>
-    <w:p>
-      <w:r>
-        <w:rPr>
-          <w:rFonts w:hint="eastAsia"/>
-        </w:rPr>
-        <w:t>暱稱（各社群可以</w:t>
-      </w:r>
-      <w:r>
-        <w:rPr>
-          <w:rFonts w:hint="eastAsia"/>
-        </w:rPr>
-        <w:t>x</w:t>
-      </w:r>
-      <w:r>
-        <w:rPr>
-          <w:rFonts w:hint="eastAsia"/>
-        </w:rPr>
-        <w:t>再改）</w:t>
-      </w:r>
-    </w:p>
-    <w:p>
-      <w:r>
-        <w:t>Gmail</w:t>
-      </w:r>
-      <w:r>
-        <w:rPr>
-          <w:rFonts w:hint="eastAsia"/>
-        </w:rPr>
-        <w:t>(</w:t>
-      </w:r>
-      <w:r>
-        <w:rPr>
-          <w:rFonts w:hint="eastAsia"/>
-        </w:rPr>
-        <w:t>帳號</w:t>
-      </w:r>
-      <w:r>
-        <w:rPr>
-          <w:rFonts w:hint="eastAsia"/>
-        </w:rPr>
-        <w:t>)</w:t>
-      </w:r>
-    </w:p>
-    <w:p>
-      <w:r>
-        <w:rPr>
-          <w:rFonts w:hint="eastAsia"/>
-        </w:rPr>
-        <w:t>密碼</w:t>
-      </w:r>
-    </w:p>
-    <w:p>
-      <w:r>
-        <w:rPr>
-          <w:rFonts w:hint="eastAsia"/>
-        </w:rPr>
-        <w:t>性別</w:t>
-      </w:r>
-    </w:p>
-    <w:p>
-      <w:r>
-        <w:rPr>
-          <w:rFonts w:hint="eastAsia"/>
-        </w:rPr>
-        <w:t>電話</w:t>
-      </w:r>
-    </w:p>
-    <w:p>
-      <w:r>
-        <w:rPr>
-          <w:rFonts w:hint="eastAsia"/>
-        </w:rPr>
-        <w:t>年月日</w:t>
+    </w:p>
+    <w:p/>
+    <w:p/>
+    <w:p>
+      <w:r>
+        <w:rPr>
+          <w:rFonts w:hint="eastAsia"/>
+        </w:rPr>
+        <w:t>管理員表單</w:t>
+      </w:r>
+    </w:p>
+    <w:p/>
+    <w:p>
+      <w:r>
+        <w:rPr>
+          <w:rFonts w:hint="eastAsia"/>
+        </w:rPr>
+        <w:t>姓名</w:t>
+      </w:r>
+    </w:p>
+    <w:p>
+      <w:r>
+        <w:rPr>
+          <w:rFonts w:hint="eastAsia"/>
+        </w:rPr>
+        <w:t>管理員編號</w:t>
+      </w:r>
+    </w:p>
+    <w:p>
+      <w:r>
+        <w:rPr>
+          <w:rFonts w:hint="eastAsia"/>
+        </w:rPr>
+        <w:t>超級管理員</w:t>
+      </w:r>
+      <w:proofErr w:type="gramStart"/>
+      <w:r>
+        <w:rPr>
+          <w:rFonts w:hint="eastAsia"/>
+        </w:rPr>
+        <w:t>（</w:t>
+      </w:r>
+      <w:proofErr w:type="gramEnd"/>
+      <w:r>
+        <w:rPr>
+          <w:rFonts w:hint="eastAsia"/>
+        </w:rPr>
+        <w:t>YN)</w:t>
+      </w:r>
+    </w:p>
+    <w:p>
+      <w:r>
+        <w:rPr>
+          <w:rFonts w:hint="eastAsia"/>
+        </w:rPr>
+        <w:t>自我介紹</w:t>
+      </w:r>
+    </w:p>
+    <w:p/>
+    <w:p/>
+    <w:p/>
+    <w:p>
+      <w:r>
+        <w:rPr>
+          <w:rFonts w:hint="eastAsia"/>
+        </w:rPr>
+        <w:t>可疑人物公佈欄表單</w:t>
+      </w:r>
+    </w:p>
+    <w:p>
+      <w:r>
+        <w:rPr>
+          <w:rFonts w:hint="eastAsia"/>
+        </w:rPr>
+        <w:t>公佈欄編號</w:t>
+      </w:r>
+    </w:p>
+    <w:p>
+      <w:r>
+        <w:rPr>
+          <w:rFonts w:hint="eastAsia"/>
+        </w:rPr>
+        <w:t>名字</w:t>
+      </w:r>
+    </w:p>
+    <w:p>
+      <w:r>
+        <w:rPr>
+          <w:rFonts w:hint="eastAsia"/>
+        </w:rPr>
+        <w:t>地點</w:t>
+      </w:r>
+    </w:p>
+    <w:p>
+      <w:r>
+        <w:rPr>
+          <w:rFonts w:hint="eastAsia"/>
+        </w:rPr>
+        <w:t>行為</w:t>
+      </w:r>
+    </w:p>
+    <w:p>
+      <w:r>
+        <w:rPr>
+          <w:rFonts w:hint="eastAsia"/>
+        </w:rPr>
+        <w:t>圖片</w:t>
+      </w:r>
+    </w:p>
+    <w:p>
+      <w:r>
+        <w:rPr>
+          <w:rFonts w:hint="eastAsia"/>
+        </w:rPr>
+        <w:t>後台要增加一個功能</w:t>
+      </w:r>
+      <w:r>
+        <w:rPr>
+          <w:rFonts w:hint="eastAsia"/>
+        </w:rPr>
+        <w:t>:</w:t>
+      </w:r>
+      <w:r>
+        <w:rPr>
+          <w:rFonts w:hint="eastAsia"/>
+        </w:rPr>
+        <w:t>增加人物公佈欄</w:t>
       </w:r>
     </w:p>
     <w:p>
@@ -142,7 +720,13 @@
         <w:rPr>
           <w:rFonts w:hint="eastAsia"/>
         </w:rPr>
-        <w:t>自我介紹</w:t>
+        <w:t xml:space="preserve">                   </w:t>
+      </w:r>
+      <w:r>
+        <w:rPr>
+          <w:rFonts w:hint="eastAsia"/>
+        </w:rPr>
+        <w:t>審核商家表單</w:t>
       </w:r>
     </w:p>
     <w:p/>
@@ -150,444 +734,33 @@
     <w:p>
       <w:pPr>
         <w:rPr>
-          <w:rFonts w:hint="eastAsia"/>
+          <w:b/>
+          <w:bCs/>
         </w:rPr>
       </w:pPr>
       <w:r>
         <w:rPr>
           <w:rFonts w:hint="eastAsia"/>
-        </w:rPr>
-        <w:t>審核後地圖訊息表單</w:t>
+          <w:b/>
+          <w:bCs/>
+        </w:rPr>
+        <w:t>用戶加星號的公布欄</w:t>
       </w:r>
     </w:p>
     <w:p>
       <w:pPr>
         <w:rPr>
-          <w:rFonts w:hint="eastAsia"/>
+          <w:b/>
+          <w:bCs/>
         </w:rPr>
       </w:pPr>
       <w:r>
         <w:rPr>
           <w:rFonts w:hint="eastAsia"/>
-        </w:rPr>
-        <w:t>（審核過後才到這，</w:t>
-      </w:r>
-    </w:p>
-    <w:p>
-      <w:pPr>
-        <w:rPr>
-          <w:rFonts w:hint="eastAsia"/>
-        </w:rPr>
-      </w:pPr>
-      <w:r>
-        <w:rPr>
-          <w:rFonts w:hint="eastAsia"/>
-        </w:rPr>
-        <w:t>審核前在另個資料表）</w:t>
-      </w:r>
-    </w:p>
-    <w:p/>
-    <w:p>
-      <w:pPr>
-        <w:rPr>
-          <w:rFonts w:hint="eastAsia"/>
-        </w:rPr>
-      </w:pPr>
-      <w:r>
-        <w:rPr>
-          <w:rFonts w:hint="eastAsia"/>
-        </w:rPr>
-        <w:t>審核編號</w:t>
-      </w:r>
-    </w:p>
-    <w:p>
-      <w:pPr>
-        <w:rPr>
-          <w:rFonts w:hint="eastAsia"/>
-        </w:rPr>
-      </w:pPr>
-      <w:r>
-        <w:rPr>
-          <w:rFonts w:hint="eastAsia"/>
-        </w:rPr>
-        <w:t>發佈者</w:t>
-      </w:r>
-    </w:p>
-    <w:p>
-      <w:pPr>
-        <w:rPr>
-          <w:rFonts w:hint="eastAsia"/>
-        </w:rPr>
-      </w:pPr>
-      <w:r>
-        <w:rPr>
-          <w:rFonts w:hint="eastAsia"/>
-        </w:rPr>
-        <w:t>事由</w:t>
-      </w:r>
-    </w:p>
-    <w:p>
-      <w:pPr>
-        <w:rPr>
-          <w:rFonts w:hint="eastAsia"/>
-        </w:rPr>
-      </w:pPr>
-      <w:r>
-        <w:rPr>
-          <w:rFonts w:hint="eastAsia"/>
-        </w:rPr>
-        <w:t>地點</w:t>
-      </w:r>
-    </w:p>
-    <w:p>
-      <w:r>
-        <w:rPr>
-          <w:rFonts w:hint="eastAsia"/>
-        </w:rPr>
-        <w:t>圖片</w:t>
-      </w:r>
-    </w:p>
-    <w:p/>
-    <w:p/>
-    <w:p/>
-    <w:p/>
-    <w:p/>
-    <w:p/>
-    <w:p>
-      <w:pPr>
-        <w:rPr>
-          <w:rFonts w:hint="eastAsia"/>
-        </w:rPr>
-      </w:pPr>
-    </w:p>
-    <w:p>
-      <w:pPr>
-        <w:rPr>
-          <w:rFonts w:hint="eastAsia"/>
-        </w:rPr>
-      </w:pPr>
-      <w:r>
-        <w:rPr>
-          <w:rFonts w:hint="eastAsia"/>
-        </w:rPr>
-        <w:t>審核前地圖訊息表單</w:t>
-      </w:r>
-    </w:p>
-    <w:p/>
-    <w:p>
-      <w:pPr>
-        <w:rPr>
-          <w:rFonts w:hint="eastAsia"/>
-        </w:rPr>
-      </w:pPr>
-      <w:r>
-        <w:rPr>
-          <w:rFonts w:hint="eastAsia"/>
-        </w:rPr>
-        <w:t>審核編號</w:t>
-      </w:r>
-    </w:p>
-    <w:p>
-      <w:pPr>
-        <w:rPr>
-          <w:rFonts w:hint="eastAsia"/>
-        </w:rPr>
-      </w:pPr>
-      <w:r>
-        <w:rPr>
-          <w:rFonts w:hint="eastAsia"/>
-        </w:rPr>
-        <w:t>發佈者</w:t>
-      </w:r>
-      <w:r>
-        <w:rPr>
-          <w:rFonts w:hint="eastAsia"/>
-        </w:rPr>
-        <w:t>(</w:t>
-      </w:r>
-      <w:r>
-        <w:rPr>
-          <w:rFonts w:hint="eastAsia"/>
-        </w:rPr>
-        <w:t>本名</w:t>
-      </w:r>
-      <w:r>
-        <w:rPr>
-          <w:rFonts w:hint="eastAsia"/>
-        </w:rPr>
-        <w:t xml:space="preserve">or </w:t>
-      </w:r>
-      <w:r>
-        <w:rPr>
-          <w:rFonts w:hint="eastAsia"/>
-        </w:rPr>
-        <w:t>暱稱</w:t>
-      </w:r>
-      <w:r>
-        <w:rPr>
-          <w:rFonts w:hint="eastAsia"/>
-        </w:rPr>
-        <w:t xml:space="preserve"> or </w:t>
-      </w:r>
-      <w:r>
-        <w:rPr>
-          <w:rFonts w:hint="eastAsia"/>
-        </w:rPr>
-        <w:t>完全匿名</w:t>
-      </w:r>
-      <w:r>
-        <w:rPr>
-          <w:rFonts w:hint="eastAsia"/>
-        </w:rPr>
-        <w:t>)</w:t>
-      </w:r>
-    </w:p>
-    <w:p>
-      <w:pPr>
-        <w:rPr>
-          <w:rFonts w:hint="eastAsia"/>
-        </w:rPr>
-      </w:pPr>
-      <w:r>
-        <w:rPr>
-          <w:rFonts w:hint="eastAsia"/>
-        </w:rPr>
-        <w:t>事由</w:t>
-      </w:r>
-    </w:p>
-    <w:p>
-      <w:pPr>
-        <w:rPr>
-          <w:rFonts w:hint="eastAsia"/>
-        </w:rPr>
-      </w:pPr>
-      <w:r>
-        <w:rPr>
-          <w:rFonts w:hint="eastAsia"/>
-        </w:rPr>
-        <w:t>地點</w:t>
-      </w:r>
-    </w:p>
-    <w:p>
-      <w:r>
-        <w:rPr>
-          <w:rFonts w:hint="eastAsia"/>
-        </w:rPr>
-        <w:t>圖片</w:t>
-      </w:r>
-    </w:p>
-    <w:p>
-      <w:pPr>
-        <w:rPr>
-          <w:rFonts w:hint="eastAsia"/>
-        </w:rPr>
-      </w:pPr>
-      <w:r>
-        <w:rPr>
-          <w:rFonts w:hint="eastAsia"/>
-        </w:rPr>
-        <w:t>狀態</w:t>
-      </w:r>
-      <w:r>
-        <w:rPr>
-          <w:rFonts w:hint="eastAsia"/>
-        </w:rPr>
-        <w:t>:</w:t>
-      </w:r>
-      <w:r>
-        <w:rPr>
-          <w:rFonts w:hint="eastAsia"/>
-        </w:rPr>
-        <w:t>審核中</w:t>
-      </w:r>
-    </w:p>
-    <w:p/>
-    <w:p/>
-    <w:p>
-      <w:pPr>
-        <w:rPr>
-          <w:rFonts w:hint="eastAsia"/>
-        </w:rPr>
-      </w:pPr>
-      <w:r>
-        <w:rPr>
-          <w:rFonts w:hint="eastAsia"/>
-        </w:rPr>
-        <w:t>管理員表單</w:t>
-      </w:r>
-    </w:p>
-    <w:p/>
-    <w:p>
-      <w:pPr>
-        <w:rPr>
-          <w:rFonts w:hint="eastAsia"/>
-        </w:rPr>
-      </w:pPr>
-      <w:r>
-        <w:rPr>
-          <w:rFonts w:hint="eastAsia"/>
-        </w:rPr>
-        <w:t>姓名</w:t>
-      </w:r>
-    </w:p>
-    <w:p>
-      <w:pPr>
-        <w:rPr>
-          <w:rFonts w:hint="eastAsia"/>
-        </w:rPr>
-      </w:pPr>
-      <w:r>
-        <w:rPr>
-          <w:rFonts w:hint="eastAsia"/>
-        </w:rPr>
-        <w:t>管理員編號</w:t>
-      </w:r>
-    </w:p>
-    <w:p>
-      <w:pPr>
-        <w:rPr>
-          <w:rFonts w:hint="eastAsia"/>
-        </w:rPr>
-      </w:pPr>
-      <w:r>
-        <w:rPr>
-          <w:rFonts w:hint="eastAsia"/>
-        </w:rPr>
-        <w:t>超級管理員（</w:t>
-      </w:r>
-      <w:r>
-        <w:rPr>
-          <w:rFonts w:hint="eastAsia"/>
-        </w:rPr>
-        <w:t>YN)</w:t>
-      </w:r>
-    </w:p>
-    <w:p>
-      <w:r>
-        <w:rPr>
-          <w:rFonts w:hint="eastAsia"/>
-        </w:rPr>
-        <w:t>自我介紹</w:t>
-      </w:r>
-    </w:p>
-    <w:p>
-      <w:pPr>
-        <w:rPr>
-          <w:rFonts w:hint="eastAsia"/>
-        </w:rPr>
-      </w:pPr>
-    </w:p>
-    <w:p/>
-    <w:p/>
-    <w:p>
-      <w:r>
-        <w:rPr>
-          <w:rFonts w:hint="eastAsia"/>
-        </w:rPr>
-        <w:t>可疑人物公佈欄表單</w:t>
-      </w:r>
-    </w:p>
-    <w:p>
-      <w:pPr>
-        <w:rPr>
-          <w:rFonts w:hint="eastAsia"/>
-        </w:rPr>
-      </w:pPr>
-      <w:r>
-        <w:rPr>
-          <w:rFonts w:hint="eastAsia"/>
-        </w:rPr>
-        <w:t>公佈欄編號</w:t>
-      </w:r>
-    </w:p>
-    <w:p>
-      <w:r>
-        <w:rPr>
-          <w:rFonts w:hint="eastAsia"/>
-        </w:rPr>
-        <w:t>名字</w:t>
-      </w:r>
-    </w:p>
-    <w:p>
-      <w:r>
-        <w:rPr>
-          <w:rFonts w:hint="eastAsia"/>
-        </w:rPr>
-        <w:t>地點</w:t>
-      </w:r>
-    </w:p>
-    <w:p>
-      <w:r>
-        <w:rPr>
-          <w:rFonts w:hint="eastAsia"/>
-        </w:rPr>
-        <w:t>行為</w:t>
-      </w:r>
-    </w:p>
-    <w:p>
-      <w:pPr>
-        <w:rPr>
-          <w:rFonts w:hint="eastAsia"/>
-        </w:rPr>
-      </w:pPr>
-      <w:r>
-        <w:rPr>
-          <w:rFonts w:hint="eastAsia"/>
-        </w:rPr>
-        <w:t>圖片</w:t>
-      </w:r>
-    </w:p>
-    <w:p>
-      <w:r>
-        <w:rPr>
-          <w:rFonts w:hint="eastAsia"/>
-        </w:rPr>
-        <w:t>後台要增加一個功能</w:t>
-      </w:r>
-      <w:r>
-        <w:rPr>
-          <w:rFonts w:hint="eastAsia"/>
-        </w:rPr>
-        <w:t>:</w:t>
-      </w:r>
-      <w:r>
-        <w:rPr>
-          <w:rFonts w:hint="eastAsia"/>
-        </w:rPr>
-        <w:t>增加人物公佈欄</w:t>
-      </w:r>
-    </w:p>
-    <w:p/>
-    <w:p/>
-    <w:p>
-      <w:pPr>
-        <w:rPr>
-          <w:b/>
-          <w:bCs/>
-        </w:rPr>
-      </w:pPr>
-      <w:r>
-        <w:rPr>
-          <w:rFonts w:hint="eastAsia"/>
-          <w:b/>
-          <w:bCs/>
-        </w:rPr>
-        <w:t>用戶加星號的公布欄</w:t>
-      </w:r>
-    </w:p>
-    <w:p>
-      <w:pPr>
-        <w:rPr>
-          <w:b/>
-          <w:bCs/>
-        </w:rPr>
-      </w:pPr>
-      <w:r>
-        <w:rPr>
-          <w:rFonts w:hint="eastAsia"/>
-          <w:b/>
-          <w:bCs/>
-        </w:rPr>
+          <w:b/>
+          <w:bCs/>
+        </w:rPr>
+        <w:lastRenderedPageBreak/>
         <w:t>公佈欄</w:t>
       </w:r>
       <w:r>
@@ -597,6 +770,7 @@
         </w:rPr>
         <w:t>課程關聯表（</w:t>
       </w:r>
+      <w:proofErr w:type="spellStart"/>
       <w:r>
         <w:rPr>
           <w:b/>
@@ -604,6 +778,7 @@
         </w:rPr>
         <w:t>User_Courses</w:t>
       </w:r>
+      <w:proofErr w:type="spellEnd"/>
       <w:r>
         <w:rPr>
           <w:b/>
@@ -623,12 +798,21 @@
           <w:bCs/>
         </w:rPr>
       </w:pPr>
-      <w:r>
-        <w:rPr>
-          <w:b/>
-          <w:bCs/>
-        </w:rPr>
-        <w:t>user_course_id (</w:t>
+      <w:proofErr w:type="spellStart"/>
+      <w:r>
+        <w:rPr>
+          <w:b/>
+          <w:bCs/>
+        </w:rPr>
+        <w:t>user_course_id</w:t>
+      </w:r>
+      <w:proofErr w:type="spellEnd"/>
+      <w:r>
+        <w:rPr>
+          <w:b/>
+          <w:bCs/>
+        </w:rPr>
+        <w:t xml:space="preserve"> (</w:t>
       </w:r>
       <w:r>
         <w:rPr>
@@ -678,13 +862,23 @@
           <w:bCs/>
         </w:rPr>
       </w:pPr>
-      <w:r>
-        <w:rPr>
-          <w:b/>
-          <w:bCs/>
-        </w:rPr>
-        <w:t>user_id (</w:t>
-      </w:r>
+      <w:proofErr w:type="spellStart"/>
+      <w:r>
+        <w:rPr>
+          <w:b/>
+          <w:bCs/>
+        </w:rPr>
+        <w:t>user_id</w:t>
+      </w:r>
+      <w:proofErr w:type="spellEnd"/>
+      <w:r>
+        <w:rPr>
+          <w:b/>
+          <w:bCs/>
+        </w:rPr>
+        <w:t xml:space="preserve"> (</w:t>
+      </w:r>
+      <w:proofErr w:type="gramStart"/>
       <w:r>
         <w:rPr>
           <w:b/>
@@ -692,6 +886,7 @@
         </w:rPr>
         <w:t>外鍵</w:t>
       </w:r>
+      <w:proofErr w:type="gramEnd"/>
       <w:r>
         <w:rPr>
           <w:b/>
@@ -711,8 +906,17 @@
           <w:b/>
           <w:bCs/>
         </w:rPr>
-        <w:t xml:space="preserve"> user_id</w:t>
-      </w:r>
+        <w:t xml:space="preserve"> </w:t>
+      </w:r>
+      <w:proofErr w:type="spellStart"/>
+      <w:r>
+        <w:rPr>
+          <w:b/>
+          <w:bCs/>
+        </w:rPr>
+        <w:t>user_id</w:t>
+      </w:r>
+      <w:proofErr w:type="spellEnd"/>
       <w:r>
         <w:rPr>
           <w:b/>
@@ -725,18 +929,27 @@
       <w:pPr>
         <w:ind w:left="240" w:firstLine="480"/>
         <w:rPr>
-          <w:rFonts w:hint="eastAsia"/>
           <w:b/>
           <w:bCs/>
         </w:rPr>
       </w:pPr>
-      <w:r>
-        <w:rPr>
-          <w:b/>
-          <w:bCs/>
-        </w:rPr>
-        <w:t>course_id (</w:t>
-      </w:r>
+      <w:proofErr w:type="spellStart"/>
+      <w:r>
+        <w:rPr>
+          <w:b/>
+          <w:bCs/>
+        </w:rPr>
+        <w:t>course_id</w:t>
+      </w:r>
+      <w:proofErr w:type="spellEnd"/>
+      <w:r>
+        <w:rPr>
+          <w:b/>
+          <w:bCs/>
+        </w:rPr>
+        <w:t xml:space="preserve"> (</w:t>
+      </w:r>
+      <w:proofErr w:type="gramStart"/>
       <w:r>
         <w:rPr>
           <w:b/>
@@ -744,6 +957,7 @@
         </w:rPr>
         <w:t>外鍵</w:t>
       </w:r>
+      <w:proofErr w:type="gramEnd"/>
       <w:r>
         <w:rPr>
           <w:b/>
@@ -767,13 +981,7 @@
         <w:t>公佈欄編號</w:t>
       </w:r>
     </w:p>
-    <w:p>
-      <w:pPr>
-        <w:rPr>
-          <w:rFonts w:hint="eastAsia"/>
-        </w:rPr>
-      </w:pPr>
-    </w:p>
+    <w:p/>
     <w:sectPr>
       <w:pgSz w:w="11906" w:h="16838"/>
       <w:pgMar w:top="1440" w:right="1800" w:bottom="1440" w:left="1800" w:header="851" w:footer="992" w:gutter="0"/>
@@ -782,6 +990,56 @@
     </w:sectPr>
   </w:body>
 </w:document>
+</file>
+
+<file path=word/endnotes.xml><?xml version="1.0" encoding="utf-8"?>
+<w:endnotes xmlns:wpc="http://schemas.microsoft.com/office/word/2010/wordprocessingCanvas" xmlns:cx="http://schemas.microsoft.com/office/drawing/2014/chartex" xmlns:cx1="http://schemas.microsoft.com/office/drawing/2015/9/8/chartex" xmlns:cx2="http://schemas.microsoft.com/office/drawing/2015/10/21/chartex" xmlns:cx3="http://schemas.microsoft.com/office/drawing/2016/5/9/chartex" xmlns:cx4="http://schemas.microsoft.com/office/drawing/2016/5/10/chartex" xmlns:cx5="http://schemas.microsoft.com/office/drawing/2016/5/11/chartex" xmlns:cx6="http://schemas.microsoft.com/office/drawing/2016/5/12/chartex" xmlns:cx7="http://schemas.microsoft.com/office/drawing/2016/5/13/chartex" xmlns:cx8="http://schemas.microsoft.com/office/drawing/2016/5/14/chartex" xmlns:mc="http://schemas.openxmlformats.org/markup-compatibility/2006" xmlns:aink="http://schemas.microsoft.com/office/drawing/2016/ink" xmlns:am3d="http://schemas.microsoft.com/office/drawing/2017/model3d" xmlns:o="urn:schemas-microsoft-com:office:office" xmlns:oel="http://schemas.microsoft.com/office/2019/extlst" xmlns:r="http://schemas.openxmlformats.org/officeDocument/2006/relationships" xmlns:m="http://schemas.openxmlformats.org/officeDocument/2006/math" xmlns:v="urn:schemas-microsoft-com:vml" xmlns:wp14="http://schemas.microsoft.com/office/word/2010/wordprocessingDrawing" xmlns:wp="http://schemas.openxmlformats.org/drawingml/2006/wordprocessingDrawing" xmlns:w10="urn:schemas-microsoft-com:office:word" xmlns:w="http://schemas.openxmlformats.org/wordprocessingml/2006/main" xmlns:w14="http://schemas.microsoft.com/office/word/2010/wordml" xmlns:w15="http://schemas.microsoft.com/office/word/2012/wordml" xmlns:w16cex="http://schemas.microsoft.com/office/word/2018/wordml/cex" xmlns:w16cid="http://schemas.microsoft.com/office/word/2016/wordml/cid" xmlns:w16="http://schemas.microsoft.com/office/word/2018/wordml" xmlns:w16du="http://schemas.microsoft.com/office/word/2023/wordml/word16du" xmlns:w16sdtdh="http://schemas.microsoft.com/office/word/2020/wordml/sdtdatahash" xmlns:w16sdtfl="http://schemas.microsoft.com/office/word/2024/wordml/sdtformatlock" xmlns:w16se="http://schemas.microsoft.com/office/word/2015/wordml/symex" xmlns:wpg="http://schemas.microsoft.com/office/word/2010/wordprocessingGroup" xmlns:wpi="http://schemas.microsoft.com/office/word/2010/wordprocessingInk" xmlns:wne="http://schemas.microsoft.com/office/word/2006/wordml" xmlns:wps="http://schemas.microsoft.com/office/word/2010/wordprocessingShape" mc:Ignorable="w14 w15 w16se w16cid w16 w16cex w16sdtdh w16sdtfl w16du wp14">
+  <w:endnote w:type="separator" w:id="-1">
+    <w:p>
+      <w:pPr>
+        <w:spacing w:after="0" w:line="240" w:lineRule="auto"/>
+      </w:pPr>
+      <w:r>
+        <w:separator/>
+      </w:r>
+    </w:p>
+  </w:endnote>
+  <w:endnote w:type="continuationSeparator" w:id="0">
+    <w:p>
+      <w:pPr>
+        <w:spacing w:after="0" w:line="240" w:lineRule="auto"/>
+      </w:pPr>
+      <w:r>
+        <w:continuationSeparator/>
+      </w:r>
+    </w:p>
+  </w:endnote>
+</w:endnotes>
+</file>
+
+<file path=word/footnotes.xml><?xml version="1.0" encoding="utf-8"?>
+<w:footnotes xmlns:wpc="http://schemas.microsoft.com/office/word/2010/wordprocessingCanvas" xmlns:cx="http://schemas.microsoft.com/office/drawing/2014/chartex" xmlns:cx1="http://schemas.microsoft.com/office/drawing/2015/9/8/chartex" xmlns:cx2="http://schemas.microsoft.com/office/drawing/2015/10/21/chartex" xmlns:cx3="http://schemas.microsoft.com/office/drawing/2016/5/9/chartex" xmlns:cx4="http://schemas.microsoft.com/office/drawing/2016/5/10/chartex" xmlns:cx5="http://schemas.microsoft.com/office/drawing/2016/5/11/chartex" xmlns:cx6="http://schemas.microsoft.com/office/drawing/2016/5/12/chartex" xmlns:cx7="http://schemas.microsoft.com/office/drawing/2016/5/13/chartex" xmlns:cx8="http://schemas.microsoft.com/office/drawing/2016/5/14/chartex" xmlns:mc="http://schemas.openxmlformats.org/markup-compatibility/2006" xmlns:aink="http://schemas.microsoft.com/office/drawing/2016/ink" xmlns:am3d="http://schemas.microsoft.com/office/drawing/2017/model3d" xmlns:o="urn:schemas-microsoft-com:office:office" xmlns:oel="http://schemas.microsoft.com/office/2019/extlst" xmlns:r="http://schemas.openxmlformats.org/officeDocument/2006/relationships" xmlns:m="http://schemas.openxmlformats.org/officeDocument/2006/math" xmlns:v="urn:schemas-microsoft-com:vml" xmlns:wp14="http://schemas.microsoft.com/office/word/2010/wordprocessingDrawing" xmlns:wp="http://schemas.openxmlformats.org/drawingml/2006/wordprocessingDrawing" xmlns:w10="urn:schemas-microsoft-com:office:word" xmlns:w="http://schemas.openxmlformats.org/wordprocessingml/2006/main" xmlns:w14="http://schemas.microsoft.com/office/word/2010/wordml" xmlns:w15="http://schemas.microsoft.com/office/word/2012/wordml" xmlns:w16cex="http://schemas.microsoft.com/office/word/2018/wordml/cex" xmlns:w16cid="http://schemas.microsoft.com/office/word/2016/wordml/cid" xmlns:w16="http://schemas.microsoft.com/office/word/2018/wordml" xmlns:w16du="http://schemas.microsoft.com/office/word/2023/wordml/word16du" xmlns:w16sdtdh="http://schemas.microsoft.com/office/word/2020/wordml/sdtdatahash" xmlns:w16sdtfl="http://schemas.microsoft.com/office/word/2024/wordml/sdtformatlock" xmlns:w16se="http://schemas.microsoft.com/office/word/2015/wordml/symex" xmlns:wpg="http://schemas.microsoft.com/office/word/2010/wordprocessingGroup" xmlns:wpi="http://schemas.microsoft.com/office/word/2010/wordprocessingInk" xmlns:wne="http://schemas.microsoft.com/office/word/2006/wordml" xmlns:wps="http://schemas.microsoft.com/office/word/2010/wordprocessingShape" mc:Ignorable="w14 w15 w16se w16cid w16 w16cex w16sdtdh w16sdtfl w16du wp14">
+  <w:footnote w:type="separator" w:id="-1">
+    <w:p>
+      <w:pPr>
+        <w:spacing w:after="0" w:line="240" w:lineRule="auto"/>
+      </w:pPr>
+      <w:r>
+        <w:separator/>
+      </w:r>
+    </w:p>
+  </w:footnote>
+  <w:footnote w:type="continuationSeparator" w:id="0">
+    <w:p>
+      <w:pPr>
+        <w:spacing w:after="0" w:line="240" w:lineRule="auto"/>
+      </w:pPr>
+      <w:r>
+        <w:continuationSeparator/>
+      </w:r>
+    </w:p>
+  </w:footnote>
+</w:footnotes>
 </file>
 
 <file path=word/numbering.xml><?xml version="1.0" encoding="utf-8"?>
@@ -1547,6 +1805,7 @@
   <w:style w:type="character" w:default="1" w:styleId="a0">
     <w:name w:val="Default Paragraph Font"/>
     <w:uiPriority w:val="1"/>
+    <w:semiHidden/>
     <w:unhideWhenUsed/>
   </w:style>
   <w:style w:type="table" w:default="1" w:styleId="a1">
@@ -1856,6 +2115,66 @@
       <w:smallCaps/>
       <w:color w:val="0F4761" w:themeColor="accent1" w:themeShade="BF"/>
       <w:spacing w:val="5"/>
+    </w:rPr>
+  </w:style>
+  <w:style w:type="paragraph" w:styleId="ae">
+    <w:name w:val="header"/>
+    <w:basedOn w:val="a"/>
+    <w:link w:val="af"/>
+    <w:uiPriority w:val="99"/>
+    <w:unhideWhenUsed/>
+    <w:rsid w:val="00AB155B"/>
+    <w:pPr>
+      <w:tabs>
+        <w:tab w:val="center" w:pos="4153"/>
+        <w:tab w:val="right" w:pos="8306"/>
+      </w:tabs>
+      <w:snapToGrid w:val="0"/>
+    </w:pPr>
+    <w:rPr>
+      <w:sz w:val="20"/>
+      <w:szCs w:val="20"/>
+    </w:rPr>
+  </w:style>
+  <w:style w:type="character" w:customStyle="1" w:styleId="af">
+    <w:name w:val="頁首 字元"/>
+    <w:basedOn w:val="a0"/>
+    <w:link w:val="ae"/>
+    <w:uiPriority w:val="99"/>
+    <w:rsid w:val="00AB155B"/>
+    <w:rPr>
+      <w:sz w:val="20"/>
+      <w:szCs w:val="20"/>
+    </w:rPr>
+  </w:style>
+  <w:style w:type="paragraph" w:styleId="af0">
+    <w:name w:val="footer"/>
+    <w:basedOn w:val="a"/>
+    <w:link w:val="af1"/>
+    <w:uiPriority w:val="99"/>
+    <w:unhideWhenUsed/>
+    <w:rsid w:val="00AB155B"/>
+    <w:pPr>
+      <w:tabs>
+        <w:tab w:val="center" w:pos="4153"/>
+        <w:tab w:val="right" w:pos="8306"/>
+      </w:tabs>
+      <w:snapToGrid w:val="0"/>
+    </w:pPr>
+    <w:rPr>
+      <w:sz w:val="20"/>
+      <w:szCs w:val="20"/>
+    </w:rPr>
+  </w:style>
+  <w:style w:type="character" w:customStyle="1" w:styleId="af1">
+    <w:name w:val="頁尾 字元"/>
+    <w:basedOn w:val="a0"/>
+    <w:link w:val="af0"/>
+    <w:uiPriority w:val="99"/>
+    <w:rsid w:val="00AB155B"/>
+    <w:rPr>
+      <w:sz w:val="20"/>
+      <w:szCs w:val="20"/>
     </w:rPr>
   </w:style>
 </w:styles>
